--- a/Linux/26-7-13 Basic command of linux.docx
+++ b/Linux/26-7-13 Basic command of linux.docx
@@ -25,433 +25,354 @@
           <w:b/>
           <w:sz w:val="24"/>
         </w:rPr>
-        <w:t xml:space="preserve">Basic commands </w:t>
-      </w:r>
-      <w:proofErr w:type="gramStart"/>
-      <w:r>
-        <w:rPr>
-          <w:b/>
-          <w:sz w:val="24"/>
-        </w:rPr>
-        <w:t>In</w:t>
-      </w:r>
-      <w:proofErr w:type="gramEnd"/>
-      <w:r>
-        <w:rPr>
-          <w:b/>
-          <w:sz w:val="24"/>
-        </w:rPr>
+        <w:t>Basic commands In linux</w:t>
+      </w:r>
+    </w:p>
+    <w:p>
+      <w:pPr>
+        <w:rPr>
+          <w:i/>
+        </w:rPr>
+      </w:pPr>
+    </w:p>
+    <w:p>
+      <w:pPr>
+        <w:rPr>
+          <w:i/>
+        </w:rPr>
+      </w:pPr>
+      <w:r>
+        <w:rPr>
+          <w:i/>
+        </w:rPr>
+        <w:t xml:space="preserve">/ </w:t>
+      </w:r>
+      <w:r>
+        <w:rPr>
+          <w:i/>
+        </w:rPr>
+        <w:t xml:space="preserve">-root </w:t>
+      </w:r>
+    </w:p>
+    <w:p>
+      <w:pPr>
+        <w:rPr>
+          <w:i/>
+        </w:rPr>
+      </w:pPr>
+      <w:r>
+        <w:rPr>
+          <w:i/>
+        </w:rPr>
+        <w:t>#-root user</w:t>
+      </w:r>
+    </w:p>
+    <w:p>
+      <w:pPr>
+        <w:rPr>
+          <w:i/>
+        </w:rPr>
+      </w:pPr>
+      <w:r>
+        <w:rPr>
+          <w:i/>
+        </w:rPr>
+        <w:t>$normal user</w:t>
+      </w:r>
+    </w:p>
+    <w:p>
+      <w:pPr>
+        <w:rPr>
+          <w:i/>
+        </w:rPr>
+      </w:pPr>
+    </w:p>
+    <w:p>
+      <w:pPr>
+        <w:rPr>
+          <w:b/>
+        </w:rPr>
+      </w:pPr>
+      <w:r>
+        <w:rPr>
+          <w:b/>
+          <w:highlight w:val="green"/>
+        </w:rPr>
+        <w:t xml:space="preserve">Commands </w:t>
+      </w:r>
+      <w:r>
+        <w:rPr>
+          <w:b/>
+          <w:highlight w:val="green"/>
+        </w:rPr>
+        <w:t>syntax</w:t>
+      </w:r>
+    </w:p>
+    <w:p>
+      <w:pPr>
+        <w:rPr>
+          <w:i/>
+        </w:rPr>
+      </w:pPr>
+      <w:r>
+        <w:rPr>
+          <w:i/>
+        </w:rPr>
+        <w:t>$command</w:t>
+      </w:r>
+      <w:r>
+        <w:rPr>
+          <w:i/>
+        </w:rPr>
+        <w:tab/>
+        <w:t>opt</w:t>
+      </w:r>
+      <w:r>
+        <w:rPr>
+          <w:i/>
+        </w:rPr>
+        <w:tab/>
+        <w:t>arg</w:t>
+      </w:r>
+    </w:p>
+    <w:p/>
+    <w:p>
+      <w:r>
+        <w:t xml:space="preserve">$pwd </w:t>
+      </w:r>
+      <w:r>
+        <w:tab/>
+      </w:r>
+      <w:r>
+        <w:tab/>
+      </w:r>
+      <w:r>
+        <w:tab/>
+      </w:r>
+      <w:r>
+        <w:t>&gt; present working directory</w:t>
+      </w:r>
+    </w:p>
+    <w:p>
+      <w:r>
+        <w:t xml:space="preserve">$cal </w:t>
+      </w:r>
+      <w:r>
+        <w:tab/>
+      </w:r>
+      <w:r>
+        <w:tab/>
+      </w:r>
+      <w:r>
+        <w:tab/>
+        <w:t>&gt; calendar</w:t>
+      </w:r>
+    </w:p>
+    <w:p>
+      <w:r>
+        <w:t>$cal –y</w:t>
+      </w:r>
+      <w:r>
+        <w:tab/>
+      </w:r>
+      <w:r>
+        <w:tab/>
+      </w:r>
+      <w:r>
+        <w:tab/>
+        <w:t>&gt;entire year</w:t>
+      </w:r>
+    </w:p>
+    <w:p>
+      <w:r>
+        <w:t>$</w:t>
+      </w:r>
+      <w:r>
+        <w:t>cal -y 5 09 2026</w:t>
+      </w:r>
+      <w:r>
         <w:t xml:space="preserve"> </w:t>
       </w:r>
-      <w:proofErr w:type="spellStart"/>
-      <w:r>
-        <w:rPr>
-          <w:b/>
-          <w:sz w:val="24"/>
-        </w:rPr>
-        <w:t>linux</w:t>
-      </w:r>
-      <w:proofErr w:type="spellEnd"/>
+      <w:r>
+        <w:tab/>
+        <w:t>&gt; particular date</w:t>
+      </w:r>
+    </w:p>
+    <w:p>
+      <w:r>
+        <w:t xml:space="preserve">$cal --help </w:t>
+      </w:r>
+      <w:r>
+        <w:tab/>
+      </w:r>
+      <w:r>
+        <w:tab/>
+        <w:t>&gt; help</w:t>
+      </w:r>
+    </w:p>
+    <w:p>
+      <w:r>
+        <w:t>$</w:t>
+      </w:r>
+      <w:r>
+        <w:t xml:space="preserve">cal </w:t>
+      </w:r>
+      <w:r>
+        <w:t>–</w:t>
+      </w:r>
+      <w:r>
+        <w:t>j</w:t>
+      </w:r>
+      <w:r>
+        <w:tab/>
+      </w:r>
+      <w:r>
+        <w:tab/>
+      </w:r>
+      <w:r>
+        <w:tab/>
+        <w:t>&gt;total days count till today</w:t>
+      </w:r>
+    </w:p>
+    <w:p/>
+    <w:p>
+      <w:r>
+        <w:t xml:space="preserve">$echo </w:t>
+      </w:r>
+      <w:r>
+        <w:tab/>
+      </w:r>
+      <w:r>
+        <w:tab/>
+      </w:r>
+      <w:r>
+        <w:tab/>
+        <w:t>&gt; print out put</w:t>
+      </w:r>
+    </w:p>
+    <w:p/>
+    <w:p>
+      <w:r>
+        <w:rPr>
+          <w:highlight w:val="green"/>
+        </w:rPr>
+        <w:t>Variables -1.predefined  , 2.user defined ,3.special variables</w:t>
+      </w:r>
     </w:p>
     <w:p>
       <w:pPr>
         <w:rPr>
-          <w:i/>
+          <w:b/>
         </w:rPr>
       </w:pPr>
-    </w:p>
+      <w:r>
+        <w:rPr>
+          <w:b/>
+        </w:rPr>
+        <w:t>1.Predefined variables</w:t>
+      </w:r>
+    </w:p>
+    <w:p>
+      <w:r>
+        <w:t>$</w:t>
+      </w:r>
+      <w:r>
+        <w:t>echo</w:t>
+      </w:r>
+      <w:r>
+        <w:t xml:space="preserve"> </w:t>
+      </w:r>
+      <w:r>
+        <w:t xml:space="preserve"> $HOME</w:t>
+      </w:r>
+      <w:r>
+        <w:tab/>
+      </w:r>
+      <w:r>
+        <w:tab/>
+        <w:t>&gt;</w:t>
+      </w:r>
+      <w:r>
+        <w:t xml:space="preserve">user </w:t>
+      </w:r>
+      <w:r>
+        <w:t xml:space="preserve"> directory</w:t>
+      </w:r>
+      <w:r>
+        <w:t xml:space="preserve"> location</w:t>
+      </w:r>
+    </w:p>
+    <w:p>
+      <w:r>
+        <w:t>$echo $PATH</w:t>
+      </w:r>
+      <w:r>
+        <w:tab/>
+      </w:r>
+      <w:r>
+        <w:tab/>
+        <w:t>&gt;user directory</w:t>
+      </w:r>
+      <w:r>
+        <w:t xml:space="preserve"> location </w:t>
+      </w:r>
+    </w:p>
+    <w:p>
+      <w:r>
+        <w:t>$echo $0 / $SHELL</w:t>
+      </w:r>
+      <w:r>
+        <w:tab/>
+        <w:t>&gt;shell environment</w:t>
+      </w:r>
+    </w:p>
+    <w:p>
+      <w:r>
+        <w:t>$BASH_VERSION</w:t>
+      </w:r>
+      <w:r>
+        <w:tab/>
+        <w:t>&gt;print bash version</w:t>
+      </w:r>
+    </w:p>
+    <w:p/>
     <w:p>
       <w:pPr>
         <w:rPr>
-          <w:i/>
+          <w:b/>
         </w:rPr>
       </w:pPr>
       <w:r>
         <w:rPr>
-          <w:i/>
-        </w:rPr>
-        <w:t xml:space="preserve">/ </w:t>
-      </w:r>
-      <w:r>
-        <w:rPr>
-          <w:i/>
-        </w:rPr>
-        <w:t xml:space="preserve">-root </w:t>
-      </w:r>
-    </w:p>
-    <w:p>
-      <w:pPr>
-        <w:rPr>
-          <w:i/>
-        </w:rPr>
-      </w:pPr>
-      <w:r>
-        <w:rPr>
-          <w:i/>
-        </w:rPr>
-        <w:t>#-root user</w:t>
-      </w:r>
-    </w:p>
-    <w:p>
-      <w:pPr>
-        <w:rPr>
-          <w:i/>
-        </w:rPr>
-      </w:pPr>
-      <w:r>
-        <w:rPr>
-          <w:i/>
-        </w:rPr>
-        <w:t>$normal user</w:t>
-      </w:r>
-    </w:p>
-    <w:p>
-      <w:pPr>
-        <w:rPr>
-          <w:i/>
-        </w:rPr>
-      </w:pPr>
-    </w:p>
-    <w:p>
-      <w:pPr>
-        <w:rPr>
-          <w:b/>
-        </w:rPr>
-      </w:pPr>
-      <w:r>
-        <w:rPr>
-          <w:b/>
-        </w:rPr>
-        <w:t xml:space="preserve">Commands </w:t>
-      </w:r>
-      <w:r>
-        <w:rPr>
-          <w:b/>
-        </w:rPr>
-        <w:t>syntax</w:t>
-      </w:r>
-    </w:p>
-    <w:p>
-      <w:pPr>
-        <w:rPr>
-          <w:i/>
-        </w:rPr>
-      </w:pPr>
-      <w:r>
-        <w:rPr>
-          <w:i/>
-        </w:rPr>
-        <w:t>$command</w:t>
-      </w:r>
-      <w:r>
-        <w:rPr>
-          <w:i/>
-        </w:rPr>
-        <w:tab/>
-        <w:t>opt</w:t>
-      </w:r>
-      <w:r>
-        <w:rPr>
-          <w:i/>
-        </w:rPr>
-        <w:tab/>
-      </w:r>
-      <w:proofErr w:type="spellStart"/>
-      <w:r>
-        <w:rPr>
-          <w:i/>
-        </w:rPr>
-        <w:t>arg</w:t>
-      </w:r>
-      <w:proofErr w:type="spellEnd"/>
-    </w:p>
-    <w:p/>
+          <w:b/>
+        </w:rPr>
+        <w:lastRenderedPageBreak/>
+        <w:t xml:space="preserve">2.User defined variable </w:t>
+      </w:r>
+    </w:p>
     <w:p>
       <w:r>
         <w:t>$</w:t>
       </w:r>
-      <w:proofErr w:type="spellStart"/>
-      <w:r>
-        <w:t>pwd</w:t>
-      </w:r>
-      <w:proofErr w:type="spellEnd"/>
-      <w:r>
-        <w:t xml:space="preserve"> </w:t>
-      </w:r>
-      <w:r>
-        <w:tab/>
-      </w:r>
-      <w:r>
-        <w:tab/>
-      </w:r>
-      <w:r>
-        <w:tab/>
-      </w:r>
-      <w:r>
-        <w:t>&gt; present working directory</w:t>
-      </w:r>
-    </w:p>
-    <w:p>
-      <w:r>
-        <w:t xml:space="preserve">$cal </w:t>
-      </w:r>
-      <w:r>
-        <w:tab/>
-      </w:r>
-      <w:r>
-        <w:tab/>
-      </w:r>
-      <w:r>
-        <w:tab/>
-        <w:t>&gt; calendar</w:t>
-      </w:r>
-    </w:p>
-    <w:p>
-      <w:r>
-        <w:t>$cal –y</w:t>
-      </w:r>
-      <w:r>
-        <w:tab/>
-      </w:r>
-      <w:r>
-        <w:tab/>
-      </w:r>
-      <w:r>
-        <w:tab/>
-        <w:t>&gt;entire year</w:t>
-      </w:r>
-    </w:p>
-    <w:p>
-      <w:r>
-        <w:t>$</w:t>
-      </w:r>
-      <w:r>
-        <w:t>cal -y 5 09 2026</w:t>
-      </w:r>
-      <w:r>
-        <w:t xml:space="preserve"> </w:t>
-      </w:r>
-      <w:r>
-        <w:tab/>
-        <w:t>&gt; particular date</w:t>
-      </w:r>
-    </w:p>
-    <w:p>
-      <w:r>
-        <w:t xml:space="preserve">$cal --help </w:t>
-      </w:r>
-      <w:r>
-        <w:tab/>
-      </w:r>
-      <w:r>
-        <w:tab/>
-        <w:t>&gt; help</w:t>
-      </w:r>
-    </w:p>
-    <w:p>
-      <w:r>
-        <w:t>$</w:t>
-      </w:r>
-      <w:r>
-        <w:t xml:space="preserve">cal </w:t>
-      </w:r>
-      <w:r>
-        <w:t>–</w:t>
-      </w:r>
-      <w:r>
-        <w:t>j</w:t>
-      </w:r>
-      <w:r>
-        <w:tab/>
-      </w:r>
-      <w:r>
-        <w:tab/>
-      </w:r>
-      <w:r>
-        <w:tab/>
-        <w:t>&gt;total days count till today</w:t>
-      </w:r>
-    </w:p>
-    <w:p/>
-    <w:p>
-      <w:r>
-        <w:t xml:space="preserve">$echo </w:t>
-      </w:r>
-      <w:r>
-        <w:tab/>
-      </w:r>
-      <w:r>
-        <w:tab/>
-      </w:r>
-      <w:r>
-        <w:tab/>
-        <w:t>&gt; print out put</w:t>
-      </w:r>
-    </w:p>
-    <w:p/>
-    <w:p>
-      <w:r>
-        <w:t>Variables -</w:t>
-      </w:r>
-      <w:proofErr w:type="gramStart"/>
-      <w:r>
-        <w:t>1.predefined  ,</w:t>
-      </w:r>
-      <w:proofErr w:type="gramEnd"/>
-      <w:r>
-        <w:t xml:space="preserve"> 2.user defined ,3.special variables</w:t>
-      </w:r>
-    </w:p>
-    <w:p>
-      <w:pPr>
-        <w:rPr>
-          <w:b/>
-        </w:rPr>
-      </w:pPr>
-      <w:proofErr w:type="gramStart"/>
-      <w:r>
-        <w:rPr>
-          <w:b/>
-        </w:rPr>
-        <w:t>1.Predefined</w:t>
-      </w:r>
-      <w:proofErr w:type="gramEnd"/>
-      <w:r>
-        <w:rPr>
-          <w:b/>
-        </w:rPr>
-        <w:t xml:space="preserve"> variables</w:t>
-      </w:r>
-    </w:p>
-    <w:p>
-      <w:r>
-        <w:t>$</w:t>
-      </w:r>
-      <w:proofErr w:type="gramStart"/>
-      <w:r>
-        <w:t>echo</w:t>
-      </w:r>
-      <w:r>
-        <w:t xml:space="preserve"> </w:t>
-      </w:r>
-      <w:r>
-        <w:t xml:space="preserve"> $</w:t>
-      </w:r>
-      <w:proofErr w:type="gramEnd"/>
-      <w:r>
-        <w:t>HOME</w:t>
-      </w:r>
-      <w:r>
-        <w:tab/>
-      </w:r>
-      <w:r>
-        <w:tab/>
-        <w:t>&gt;</w:t>
-      </w:r>
-      <w:r>
-        <w:t xml:space="preserve">user </w:t>
-      </w:r>
-      <w:r>
-        <w:t xml:space="preserve"> directory</w:t>
-      </w:r>
-      <w:r>
-        <w:t xml:space="preserve"> location</w:t>
-      </w:r>
-    </w:p>
-    <w:p>
-      <w:r>
-        <w:t>$echo $PATH</w:t>
-      </w:r>
-      <w:r>
-        <w:tab/>
-      </w:r>
-      <w:r>
-        <w:tab/>
-        <w:t>&gt;user directory</w:t>
-      </w:r>
-      <w:r>
-        <w:t xml:space="preserve"> location </w:t>
-      </w:r>
-    </w:p>
-    <w:p>
-      <w:r>
-        <w:t>$echo $0 / $SHELL</w:t>
-      </w:r>
-      <w:r>
-        <w:tab/>
-        <w:t>&gt;shell environment</w:t>
-      </w:r>
-    </w:p>
-    <w:p>
-      <w:r>
-        <w:t>$BASH_VERSION</w:t>
-      </w:r>
-      <w:r>
-        <w:tab/>
-        <w:t>&gt;print bash version</w:t>
-      </w:r>
-    </w:p>
-    <w:p/>
-    <w:p>
-      <w:pPr>
-        <w:rPr>
-          <w:b/>
-        </w:rPr>
-      </w:pPr>
-      <w:proofErr w:type="gramStart"/>
-      <w:r>
-        <w:rPr>
-          <w:b/>
-        </w:rPr>
-        <w:lastRenderedPageBreak/>
-        <w:t>2.User</w:t>
-      </w:r>
-      <w:proofErr w:type="gramEnd"/>
-      <w:r>
-        <w:rPr>
-          <w:b/>
-        </w:rPr>
-        <w:t xml:space="preserve"> defined variable </w:t>
-      </w:r>
-    </w:p>
-    <w:p>
-      <w:r>
-        <w:t>$</w:t>
-      </w:r>
       <w:r>
         <w:t>Name</w:t>
       </w:r>
       <w:r>
         <w:t>=</w:t>
       </w:r>
-      <w:proofErr w:type="spellStart"/>
       <w:r>
         <w:t>Mukesh</w:t>
       </w:r>
-      <w:proofErr w:type="spellEnd"/>
-    </w:p>
-    <w:p>
-      <w:r>
-        <w:t>$</w:t>
-      </w:r>
-      <w:proofErr w:type="gramStart"/>
-      <w:r>
-        <w:t>echo  $</w:t>
-      </w:r>
-      <w:proofErr w:type="gramEnd"/>
-      <w:r>
-        <w:t>Name</w:t>
-      </w:r>
-    </w:p>
-    <w:p>
-      <w:r>
-        <w:t xml:space="preserve">0/p -&gt; </w:t>
-      </w:r>
-      <w:proofErr w:type="spellStart"/>
-      <w:r>
-        <w:t>Mukesh</w:t>
-      </w:r>
-      <w:proofErr w:type="spellEnd"/>
+    </w:p>
+    <w:p>
+      <w:r>
+        <w:t>$echo  $Name</w:t>
+      </w:r>
+    </w:p>
+    <w:p>
+      <w:r>
+        <w:t>0/p -&gt; Mukesh</w:t>
+      </w:r>
     </w:p>
     <w:p>
       <w:r>
@@ -476,7 +397,7 @@
                     </pic:cNvPicPr>
                   </pic:nvPicPr>
                   <pic:blipFill>
-                    <a:blip r:embed="rId4"/>
+                    <a:blip r:embed="rId5"/>
                     <a:srcRect/>
                     <a:stretch>
                       <a:fillRect/>
@@ -506,44 +427,22 @@
       </w:r>
     </w:p>
     <w:p>
-      <w:proofErr w:type="spellStart"/>
-      <w:proofErr w:type="gramStart"/>
       <w:r>
         <w:rPr>
           <w:highlight w:val="cyan"/>
         </w:rPr>
-        <w:t>env</w:t>
-      </w:r>
-      <w:proofErr w:type="spellEnd"/>
-      <w:proofErr w:type="gramEnd"/>
-      <w:r>
-        <w:rPr>
-          <w:highlight w:val="cyan"/>
-        </w:rPr>
-        <w:t xml:space="preserve"> - Predefined variable list</w:t>
+        <w:t>env - Predefined variable list</w:t>
       </w:r>
     </w:p>
     <w:p/>
     <w:p>
       <w:r>
-        <w:t xml:space="preserve">How can you switch </w:t>
-      </w:r>
-      <w:proofErr w:type="gramStart"/>
-      <w:r>
-        <w:t>user ?</w:t>
-      </w:r>
-      <w:proofErr w:type="gramEnd"/>
-    </w:p>
-    <w:p>
-      <w:proofErr w:type="spellStart"/>
-      <w:proofErr w:type="gramStart"/>
-      <w:r>
-        <w:t>su</w:t>
-      </w:r>
-      <w:proofErr w:type="spellEnd"/>
-      <w:proofErr w:type="gramEnd"/>
-      <w:r>
-        <w:t xml:space="preserve"> -</w:t>
+        <w:t>How can you switch user ?</w:t>
+      </w:r>
+    </w:p>
+    <w:p>
+      <w:r>
+        <w:t>su -</w:t>
       </w:r>
       <w:r>
         <w:t xml:space="preserve"> </w:t>
@@ -553,110 +452,51 @@
       </w:r>
       <w:r>
         <w:tab/>
-        <w:t>&gt;</w:t>
-      </w:r>
-      <w:proofErr w:type="spellStart"/>
-      <w:r>
-        <w:t>su</w:t>
-      </w:r>
-      <w:proofErr w:type="spellEnd"/>
-      <w:r>
-        <w:t xml:space="preserve"> – switch user</w:t>
-      </w:r>
-    </w:p>
-    <w:p>
-      <w:proofErr w:type="spellStart"/>
-      <w:proofErr w:type="gramStart"/>
-      <w:r>
-        <w:t>su</w:t>
-      </w:r>
-      <w:proofErr w:type="spellEnd"/>
-      <w:proofErr w:type="gramEnd"/>
-      <w:r>
-        <w:t xml:space="preserve"> - user1</w:t>
-      </w:r>
-    </w:p>
-    <w:p>
-      <w:r>
+        <w:t>&gt;su – switch user</w:t>
+      </w:r>
+    </w:p>
+    <w:p>
+      <w:r>
+        <w:t>su - user1</w:t>
+      </w:r>
+    </w:p>
+    <w:p>
+      <w:pPr>
+        <w:rPr>
+          <w:b/>
+        </w:rPr>
+      </w:pPr>
+      <w:r>
+        <w:rPr>
+          <w:b/>
+        </w:rPr>
         <w:t xml:space="preserve">Q1 </w:t>
       </w:r>
       <w:r>
-        <w:t xml:space="preserve">What is the difference between </w:t>
-      </w:r>
-      <w:proofErr w:type="spellStart"/>
-      <w:r>
-        <w:t>su</w:t>
-      </w:r>
-      <w:proofErr w:type="spellEnd"/>
-      <w:r>
-        <w:t xml:space="preserve"> - root</w:t>
-      </w:r>
-      <w:r>
-        <w:t xml:space="preserve"> / </w:t>
-      </w:r>
-      <w:proofErr w:type="spellStart"/>
-      <w:r>
-        <w:t>su</w:t>
-      </w:r>
-      <w:proofErr w:type="spellEnd"/>
-      <w:r>
-        <w:t xml:space="preserve"> -</w:t>
-      </w:r>
-      <w:r>
-        <w:t xml:space="preserve">  and </w:t>
-      </w:r>
-      <w:proofErr w:type="spellStart"/>
-      <w:proofErr w:type="gramStart"/>
-      <w:r>
-        <w:t>su</w:t>
-      </w:r>
-      <w:proofErr w:type="spellEnd"/>
-      <w:r>
-        <w:t xml:space="preserve">  root</w:t>
-      </w:r>
-      <w:proofErr w:type="gramEnd"/>
-      <w:r>
-        <w:t xml:space="preserve"> ?</w:t>
-      </w:r>
-    </w:p>
-    <w:p>
-      <w:r>
-        <w:t xml:space="preserve">In </w:t>
-      </w:r>
-      <w:proofErr w:type="spellStart"/>
-      <w:r>
-        <w:t>su</w:t>
-      </w:r>
-      <w:proofErr w:type="spellEnd"/>
-      <w:r>
-        <w:t xml:space="preserve"> - </w:t>
-      </w:r>
-      <w:proofErr w:type="gramStart"/>
-      <w:r>
-        <w:t>root  ,</w:t>
-      </w:r>
-      <w:proofErr w:type="gramEnd"/>
-      <w:r>
-        <w:t xml:space="preserve"> </w:t>
-      </w:r>
-      <w:r>
-        <w:t xml:space="preserve">it will </w:t>
-      </w:r>
-      <w:proofErr w:type="spellStart"/>
-      <w:r>
-        <w:t>swith</w:t>
-      </w:r>
-      <w:proofErr w:type="spellEnd"/>
-      <w:r>
-        <w:t xml:space="preserve"> into root with </w:t>
-      </w:r>
-      <w:proofErr w:type="spellStart"/>
-      <w:r>
-        <w:t>environment.means</w:t>
-      </w:r>
-      <w:proofErr w:type="spellEnd"/>
-      <w:r>
-        <w:t xml:space="preserve"> root user home directory will also switch</w:t>
+        <w:rPr>
+          <w:b/>
+        </w:rPr>
+        <w:t>What is the difference between su - root</w:t>
+      </w:r>
+      <w:r>
+        <w:rPr>
+          <w:b/>
+        </w:rPr>
+        <w:t xml:space="preserve"> / su -</w:t>
+      </w:r>
+      <w:r>
+        <w:rPr>
+          <w:b/>
+        </w:rPr>
+        <w:t xml:space="preserve">  and su  root ?</w:t>
+      </w:r>
+    </w:p>
+    <w:p>
+      <w:r>
+        <w:t xml:space="preserve">In su - root  , </w:t>
+      </w:r>
+      <w:r>
+        <w:t>it will swith into root with environment.means root user home directory will also switch</w:t>
       </w:r>
       <w:r>
         <w:t>.</w:t>
@@ -709,7 +549,7 @@
                     </pic:cNvPicPr>
                   </pic:nvPicPr>
                   <pic:blipFill>
-                    <a:blip r:embed="rId5"/>
+                    <a:blip r:embed="rId6"/>
                     <a:srcRect/>
                     <a:stretch>
                       <a:fillRect/>
@@ -739,15 +579,8 @@
       </w:r>
     </w:p>
     <w:p>
-      <w:proofErr w:type="spellStart"/>
-      <w:proofErr w:type="gramStart"/>
-      <w:r>
-        <w:t>su</w:t>
-      </w:r>
-      <w:proofErr w:type="spellEnd"/>
-      <w:proofErr w:type="gramEnd"/>
-      <w:r>
-        <w:t xml:space="preserve"> root </w:t>
+      <w:r>
+        <w:t xml:space="preserve">su root </w:t>
       </w:r>
     </w:p>
     <w:p>
@@ -775,59 +608,33 @@
       </w:r>
     </w:p>
     <w:p>
-      <w:r>
+      <w:pPr>
+        <w:rPr>
+          <w:b/>
+        </w:rPr>
+      </w:pPr>
+      <w:r>
+        <w:rPr>
+          <w:b/>
+        </w:rPr>
         <w:t>Q2</w:t>
       </w:r>
       <w:r>
-        <w:t xml:space="preserve">What is the difference between </w:t>
-      </w:r>
-      <w:proofErr w:type="spellStart"/>
-      <w:r>
-        <w:t>sudo</w:t>
-      </w:r>
-      <w:proofErr w:type="spellEnd"/>
-      <w:r>
-        <w:t xml:space="preserve"> - </w:t>
-      </w:r>
-      <w:proofErr w:type="gramStart"/>
-      <w:r>
-        <w:t>root  and</w:t>
-      </w:r>
-      <w:proofErr w:type="gramEnd"/>
-      <w:r>
-        <w:t xml:space="preserve"> </w:t>
-      </w:r>
-      <w:proofErr w:type="spellStart"/>
-      <w:r>
-        <w:t>sudo</w:t>
-      </w:r>
-      <w:proofErr w:type="spellEnd"/>
-      <w:r>
-        <w:t xml:space="preserve">  root ?</w:t>
-      </w:r>
-    </w:p>
-    <w:p>
-      <w:r>
-        <w:t xml:space="preserve">Q1 </w:t>
-      </w:r>
-      <w:proofErr w:type="spellStart"/>
-      <w:r>
-        <w:t>ans</w:t>
-      </w:r>
-      <w:proofErr w:type="spellEnd"/>
+        <w:rPr>
+          <w:b/>
+        </w:rPr>
+        <w:t>What is the difference between sudo - root  and sudo  root ?</w:t>
+      </w:r>
+    </w:p>
+    <w:p>
+      <w:r>
+        <w:t>Q1 ans</w:t>
+      </w:r>
     </w:p>
     <w:p/>
     <w:p>
       <w:r>
-        <w:t>$</w:t>
-      </w:r>
-      <w:proofErr w:type="spellStart"/>
-      <w:r>
-        <w:t>uname</w:t>
-      </w:r>
-      <w:proofErr w:type="spellEnd"/>
-      <w:r>
-        <w:t xml:space="preserve"> –a </w:t>
+        <w:t xml:space="preserve">$uname –a </w:t>
       </w:r>
       <w:r>
         <w:tab/>
@@ -854,6 +661,7 @@
       <w:r>
         <w:rPr>
           <w:b/>
+          <w:highlight w:val="green"/>
         </w:rPr>
         <w:lastRenderedPageBreak/>
         <w:t>#date</w:t>
@@ -871,15 +679,7 @@
       </w:r>
       <w:r>
         <w:tab/>
-        <w:t xml:space="preserve">&gt; Tue </w:t>
-      </w:r>
-      <w:proofErr w:type="gramStart"/>
-      <w:r>
-        <w:t>Aug  4</w:t>
-      </w:r>
-      <w:proofErr w:type="gramEnd"/>
-      <w:r>
-        <w:t xml:space="preserve"> 00:05:00 IST 2026 (OS date and time)</w:t>
+        <w:t>&gt; Tue Aug  4 00:05:00 IST 2026 (OS date and time)</w:t>
       </w:r>
     </w:p>
     <w:p>
@@ -896,15 +696,7 @@
     </w:p>
     <w:p>
       <w:r>
-        <w:t xml:space="preserve">$ </w:t>
-      </w:r>
-      <w:proofErr w:type="gramStart"/>
-      <w:r>
-        <w:t>date</w:t>
-      </w:r>
-      <w:proofErr w:type="gramEnd"/>
-      <w:r>
-        <w:t xml:space="preserve"> +%D</w:t>
+        <w:t>$ date +%D</w:t>
       </w:r>
       <w:r>
         <w:tab/>
@@ -936,6 +728,765 @@
       <w:r>
         <w:tab/>
         <w:t>&gt;August</w:t>
+      </w:r>
+    </w:p>
+    <w:p/>
+    <w:p>
+      <w:r>
+        <w:t>Old version command</w:t>
+      </w:r>
+    </w:p>
+    <w:p>
+      <w:r>
+        <w:t>#</w:t>
+      </w:r>
+      <w:r>
+        <w:t>date –s”yyyy-mm-dd hh:mm:ss”  &gt;to change date (use root previlage)</w:t>
+      </w:r>
+      <w:r>
+        <w:t xml:space="preserve"> </w:t>
+      </w:r>
+    </w:p>
+    <w:p>
+      <w:r>
+        <w:t>New version command</w:t>
+      </w:r>
+    </w:p>
+    <w:p>
+      <w:pPr>
+        <w:rPr>
+          <w:b/>
+        </w:rPr>
+      </w:pPr>
+      <w:r>
+        <w:rPr>
+          <w:b/>
+        </w:rPr>
+        <w:t>#</w:t>
+      </w:r>
+      <w:r>
+        <w:rPr>
+          <w:b/>
+        </w:rPr>
+        <w:t>timedatectl</w:t>
+      </w:r>
+      <w:r>
+        <w:rPr>
+          <w:b/>
+        </w:rPr>
+        <w:t xml:space="preserve"> </w:t>
+      </w:r>
+      <w:r>
+        <w:rPr>
+          <w:b/>
+        </w:rPr>
+        <w:t xml:space="preserve"> </w:t>
+      </w:r>
+      <w:r>
+        <w:rPr>
+          <w:b/>
+        </w:rPr>
+        <w:t>set-time ”yyyy-mm-dd hh:mm:ss”</w:t>
+      </w:r>
+    </w:p>
+    <w:p/>
+    <w:p>
+      <w:r>
+        <w:t>[</w:t>
+      </w:r>
+      <w:r>
+        <w:t>#date version command executable in new #timdatectl but its vice versa is not allowed</w:t>
+      </w:r>
+      <w:r>
+        <w:t>]</w:t>
+      </w:r>
+    </w:p>
+    <w:p/>
+    <w:p>
+      <w:r>
+        <w:t>#time</w:t>
+      </w:r>
+      <w:r>
+        <w:t>+double tab</w:t>
+      </w:r>
+      <w:r>
+        <w:t xml:space="preserve">            (time options)</w:t>
+      </w:r>
+    </w:p>
+    <w:p/>
+    <w:p>
+      <w:r>
+        <w:t xml:space="preserve">#timedatectl+triple tab </w:t>
+      </w:r>
+      <w:r>
+        <w:tab/>
+      </w:r>
+      <w:r>
+        <w:tab/>
+        <w:t>&gt;time</w:t>
+      </w:r>
+      <w:r>
+        <w:t>datectl rela</w:t>
+      </w:r>
+      <w:r>
+        <w:t>ted options will show</w:t>
+      </w:r>
+    </w:p>
+    <w:p>
+      <w:r>
+        <w:drawing>
+          <wp:inline distT="0" distB="0" distL="0" distR="0">
+            <wp:extent cx="2610214" cy="833933"/>
+            <wp:effectExtent l="19050" t="0" r="0" b="0"/>
+            <wp:docPr id="5" name="Picture 4"/>
+            <wp:cNvGraphicFramePr>
+              <a:graphicFrameLocks xmlns:a="http://schemas.openxmlformats.org/drawingml/2006/main" noChangeAspect="1"/>
+            </wp:cNvGraphicFramePr>
+            <a:graphic xmlns:a="http://schemas.openxmlformats.org/drawingml/2006/main">
+              <a:graphicData uri="http://schemas.openxmlformats.org/drawingml/2006/picture">
+                <pic:pic xmlns:pic="http://schemas.openxmlformats.org/drawingml/2006/picture">
+                  <pic:nvPicPr>
+                    <pic:cNvPr id="0" name="Picture 4"/>
+                    <pic:cNvPicPr>
+                      <a:picLocks noChangeAspect="1" noChangeArrowheads="1"/>
+                    </pic:cNvPicPr>
+                  </pic:nvPicPr>
+                  <pic:blipFill>
+                    <a:blip r:embed="rId7"/>
+                    <a:srcRect/>
+                    <a:stretch>
+                      <a:fillRect/>
+                    </a:stretch>
+                  </pic:blipFill>
+                  <pic:spPr bwMode="auto">
+                    <a:xfrm>
+                      <a:off x="0" y="0"/>
+                      <a:ext cx="2608196" cy="833288"/>
+                    </a:xfrm>
+                    <a:prstGeom prst="rect">
+                      <a:avLst/>
+                    </a:prstGeom>
+                    <a:noFill/>
+                    <a:ln w="9525">
+                      <a:noFill/>
+                      <a:miter lim="800000"/>
+                      <a:headEnd/>
+                      <a:tailEnd/>
+                    </a:ln>
+                  </pic:spPr>
+                </pic:pic>
+              </a:graphicData>
+            </a:graphic>
+          </wp:inline>
+        </w:drawing>
+      </w:r>
+    </w:p>
+    <w:p>
+      <w:r>
+        <w:t># timedatectl list-timezones</w:t>
+      </w:r>
+      <w:r>
+        <w:tab/>
+        <w:t>&gt; list all time zone</w:t>
+      </w:r>
+      <w:r>
+        <w:t xml:space="preserve">  (click –q to quit)</w:t>
+      </w:r>
+    </w:p>
+    <w:p>
+      <w:r>
+        <w:rPr>
+          <w:noProof/>
+        </w:rPr>
+        <w:drawing>
+          <wp:inline distT="0" distB="0" distL="0" distR="0">
+            <wp:extent cx="1999945" cy="1297757"/>
+            <wp:effectExtent l="19050" t="0" r="305" b="0"/>
+            <wp:docPr id="11" name="Picture 11"/>
+            <wp:cNvGraphicFramePr>
+              <a:graphicFrameLocks xmlns:a="http://schemas.openxmlformats.org/drawingml/2006/main" noChangeAspect="1"/>
+            </wp:cNvGraphicFramePr>
+            <a:graphic xmlns:a="http://schemas.openxmlformats.org/drawingml/2006/main">
+              <a:graphicData uri="http://schemas.openxmlformats.org/drawingml/2006/picture">
+                <pic:pic xmlns:pic="http://schemas.openxmlformats.org/drawingml/2006/picture">
+                  <pic:nvPicPr>
+                    <pic:cNvPr id="0" name="Picture 11"/>
+                    <pic:cNvPicPr>
+                      <a:picLocks noChangeAspect="1" noChangeArrowheads="1"/>
+                    </pic:cNvPicPr>
+                  </pic:nvPicPr>
+                  <pic:blipFill>
+                    <a:blip r:embed="rId8"/>
+                    <a:srcRect/>
+                    <a:stretch>
+                      <a:fillRect/>
+                    </a:stretch>
+                  </pic:blipFill>
+                  <pic:spPr bwMode="auto">
+                    <a:xfrm>
+                      <a:off x="0" y="0"/>
+                      <a:ext cx="1999958" cy="1297765"/>
+                    </a:xfrm>
+                    <a:prstGeom prst="rect">
+                      <a:avLst/>
+                    </a:prstGeom>
+                    <a:noFill/>
+                    <a:ln w="9525">
+                      <a:noFill/>
+                      <a:miter lim="800000"/>
+                      <a:headEnd/>
+                      <a:tailEnd/>
+                    </a:ln>
+                  </pic:spPr>
+                </pic:pic>
+              </a:graphicData>
+            </a:graphic>
+          </wp:inline>
+        </w:drawing>
+      </w:r>
+    </w:p>
+    <w:p>
+      <w:r>
+        <w:lastRenderedPageBreak/>
+        <w:t>#timedatectl set-time</w:t>
+      </w:r>
+      <w:r>
+        <w:t>zone Asia/Kolkata</w:t>
+      </w:r>
+    </w:p>
+    <w:p>
+      <w:r>
+        <w:rPr>
+          <w:noProof/>
+        </w:rPr>
+        <w:drawing>
+          <wp:inline distT="0" distB="0" distL="0" distR="0">
+            <wp:extent cx="4574896" cy="619501"/>
+            <wp:effectExtent l="19050" t="0" r="0" b="0"/>
+            <wp:docPr id="8" name="Picture 8"/>
+            <wp:cNvGraphicFramePr>
+              <a:graphicFrameLocks xmlns:a="http://schemas.openxmlformats.org/drawingml/2006/main" noChangeAspect="1"/>
+            </wp:cNvGraphicFramePr>
+            <a:graphic xmlns:a="http://schemas.openxmlformats.org/drawingml/2006/main">
+              <a:graphicData uri="http://schemas.openxmlformats.org/drawingml/2006/picture">
+                <pic:pic xmlns:pic="http://schemas.openxmlformats.org/drawingml/2006/picture">
+                  <pic:nvPicPr>
+                    <pic:cNvPr id="0" name="Picture 8"/>
+                    <pic:cNvPicPr>
+                      <a:picLocks noChangeAspect="1" noChangeArrowheads="1"/>
+                    </pic:cNvPicPr>
+                  </pic:nvPicPr>
+                  <pic:blipFill>
+                    <a:blip r:embed="rId9"/>
+                    <a:srcRect/>
+                    <a:stretch>
+                      <a:fillRect/>
+                    </a:stretch>
+                  </pic:blipFill>
+                  <pic:spPr bwMode="auto">
+                    <a:xfrm>
+                      <a:off x="0" y="0"/>
+                      <a:ext cx="4574595" cy="619460"/>
+                    </a:xfrm>
+                    <a:prstGeom prst="rect">
+                      <a:avLst/>
+                    </a:prstGeom>
+                    <a:noFill/>
+                    <a:ln w="9525">
+                      <a:noFill/>
+                      <a:miter lim="800000"/>
+                      <a:headEnd/>
+                      <a:tailEnd/>
+                    </a:ln>
+                  </pic:spPr>
+                </pic:pic>
+              </a:graphicData>
+            </a:graphic>
+          </wp:inline>
+        </w:drawing>
+      </w:r>
+    </w:p>
+    <w:p/>
+    <w:p/>
+    <w:p>
+      <w:pPr>
+        <w:rPr>
+          <w:b/>
+        </w:rPr>
+      </w:pPr>
+      <w:r>
+        <w:rPr>
+          <w:b/>
+          <w:highlight w:val="green"/>
+        </w:rPr>
+        <w:t>User and terminal</w:t>
+      </w:r>
+      <w:r>
+        <w:rPr>
+          <w:b/>
+        </w:rPr>
+        <w:t xml:space="preserve"> </w:t>
+      </w:r>
+    </w:p>
+    <w:p>
+      <w:r>
+        <w:t xml:space="preserve">#id </w:t>
+      </w:r>
+      <w:r>
+        <w:t xml:space="preserve"> username</w:t>
+      </w:r>
+      <w:r>
+        <w:tab/>
+      </w:r>
+      <w:r>
+        <w:tab/>
+      </w:r>
+      <w:r>
+        <w:tab/>
+      </w:r>
+      <w:r>
+        <w:tab/>
+        <w:t>&gt;user and group identification command</w:t>
+      </w:r>
+    </w:p>
+    <w:p>
+      <w:r>
+        <w:t xml:space="preserve">#tty </w:t>
+      </w:r>
+      <w:r>
+        <w:tab/>
+      </w:r>
+      <w:r>
+        <w:tab/>
+      </w:r>
+      <w:r>
+        <w:tab/>
+      </w:r>
+      <w:r>
+        <w:tab/>
+      </w:r>
+      <w:r>
+        <w:tab/>
+        <w:t>&gt;terminal /session number</w:t>
+      </w:r>
+    </w:p>
+    <w:p>
+      <w:r>
+        <w:t>#whoami</w:t>
+      </w:r>
+      <w:r>
+        <w:tab/>
+      </w:r>
+      <w:r>
+        <w:tab/>
+      </w:r>
+      <w:r>
+        <w:tab/>
+      </w:r>
+      <w:r>
+        <w:tab/>
+        <w:t>&gt;give login user name</w:t>
+      </w:r>
+    </w:p>
+    <w:p>
+      <w:r>
+        <w:t xml:space="preserve">#who am </w:t>
+      </w:r>
+      <w:r>
+        <w:t>i</w:t>
+      </w:r>
+      <w:r>
+        <w:tab/>
+      </w:r>
+      <w:r>
+        <w:tab/>
+      </w:r>
+      <w:r>
+        <w:tab/>
+      </w:r>
+      <w:r>
+        <w:tab/>
+        <w:t>&gt;</w:t>
+      </w:r>
+      <w:r>
+        <w:t xml:space="preserve"> </w:t>
+      </w:r>
+      <w:r>
+        <w:t>give login user name</w:t>
+      </w:r>
+    </w:p>
+    <w:p>
+      <w:r>
+        <w:t>#who  -a</w:t>
+      </w:r>
+    </w:p>
+    <w:p>
+      <w:r>
+        <w:rPr>
+          <w:noProof/>
+        </w:rPr>
+        <w:drawing>
+          <wp:inline distT="0" distB="0" distL="0" distR="0">
+            <wp:extent cx="2299868" cy="1121002"/>
+            <wp:effectExtent l="19050" t="0" r="5182" b="0"/>
+            <wp:docPr id="17" name="Picture 17"/>
+            <wp:cNvGraphicFramePr>
+              <a:graphicFrameLocks xmlns:a="http://schemas.openxmlformats.org/drawingml/2006/main" noChangeAspect="1"/>
+            </wp:cNvGraphicFramePr>
+            <a:graphic xmlns:a="http://schemas.openxmlformats.org/drawingml/2006/main">
+              <a:graphicData uri="http://schemas.openxmlformats.org/drawingml/2006/picture">
+                <pic:pic xmlns:pic="http://schemas.openxmlformats.org/drawingml/2006/picture">
+                  <pic:nvPicPr>
+                    <pic:cNvPr id="0" name="Picture 17"/>
+                    <pic:cNvPicPr>
+                      <a:picLocks noChangeAspect="1" noChangeArrowheads="1"/>
+                    </pic:cNvPicPr>
+                  </pic:nvPicPr>
+                  <pic:blipFill>
+                    <a:blip r:embed="rId10"/>
+                    <a:srcRect/>
+                    <a:stretch>
+                      <a:fillRect/>
+                    </a:stretch>
+                  </pic:blipFill>
+                  <pic:spPr bwMode="auto">
+                    <a:xfrm>
+                      <a:off x="0" y="0"/>
+                      <a:ext cx="2299652" cy="1120897"/>
+                    </a:xfrm>
+                    <a:prstGeom prst="rect">
+                      <a:avLst/>
+                    </a:prstGeom>
+                    <a:noFill/>
+                    <a:ln w="9525">
+                      <a:noFill/>
+                      <a:miter lim="800000"/>
+                      <a:headEnd/>
+                      <a:tailEnd/>
+                    </a:ln>
+                  </pic:spPr>
+                </pic:pic>
+              </a:graphicData>
+            </a:graphic>
+          </wp:inline>
+        </w:drawing>
+      </w:r>
+    </w:p>
+    <w:p/>
+    <w:p>
+      <w:r>
+        <w:t xml:space="preserve">We print </w:t>
+      </w:r>
+      <w:r>
+        <w:rPr>
+          <w:b/>
+          <w:i/>
+        </w:rPr>
+        <w:t>Hello</w:t>
+      </w:r>
+      <w:r>
+        <w:t xml:space="preserve"> message on terminal 1 via terminal 0.</w:t>
+      </w:r>
+    </w:p>
+    <w:p>
+      <w:r>
+        <w:rPr>
+          <w:noProof/>
+        </w:rPr>
+        <w:drawing>
+          <wp:inline distT="0" distB="0" distL="0" distR="0">
+            <wp:extent cx="3989680" cy="2190235"/>
+            <wp:effectExtent l="19050" t="0" r="0" b="0"/>
+            <wp:docPr id="20" name="Picture 20"/>
+            <wp:cNvGraphicFramePr>
+              <a:graphicFrameLocks xmlns:a="http://schemas.openxmlformats.org/drawingml/2006/main" noChangeAspect="1"/>
+            </wp:cNvGraphicFramePr>
+            <a:graphic xmlns:a="http://schemas.openxmlformats.org/drawingml/2006/main">
+              <a:graphicData uri="http://schemas.openxmlformats.org/drawingml/2006/picture">
+                <pic:pic xmlns:pic="http://schemas.openxmlformats.org/drawingml/2006/picture">
+                  <pic:nvPicPr>
+                    <pic:cNvPr id="0" name="Picture 20"/>
+                    <pic:cNvPicPr>
+                      <a:picLocks noChangeAspect="1" noChangeArrowheads="1"/>
+                    </pic:cNvPicPr>
+                  </pic:nvPicPr>
+                  <pic:blipFill>
+                    <a:blip r:embed="rId11"/>
+                    <a:srcRect/>
+                    <a:stretch>
+                      <a:fillRect/>
+                    </a:stretch>
+                  </pic:blipFill>
+                  <pic:spPr bwMode="auto">
+                    <a:xfrm>
+                      <a:off x="0" y="0"/>
+                      <a:ext cx="3994473" cy="2192866"/>
+                    </a:xfrm>
+                    <a:prstGeom prst="rect">
+                      <a:avLst/>
+                    </a:prstGeom>
+                    <a:noFill/>
+                    <a:ln w="9525">
+                      <a:noFill/>
+                      <a:miter lim="800000"/>
+                      <a:headEnd/>
+                      <a:tailEnd/>
+                    </a:ln>
+                  </pic:spPr>
+                </pic:pic>
+              </a:graphicData>
+            </a:graphic>
+          </wp:inline>
+        </w:drawing>
+      </w:r>
+    </w:p>
+    <w:p>
+      <w:r>
+        <w:t xml:space="preserve">$history </w:t>
+      </w:r>
+      <w:r>
+        <w:tab/>
+      </w:r>
+      <w:r>
+        <w:tab/>
+      </w:r>
+      <w:r>
+        <w:tab/>
+        <w:t>&gt;print all command not its output</w:t>
+      </w:r>
+    </w:p>
+    <w:p>
+      <w:pPr>
+        <w:rPr>
+          <w:b/>
+        </w:rPr>
+      </w:pPr>
+      <w:r>
+        <w:rPr>
+          <w:b/>
+          <w:highlight w:val="green"/>
+        </w:rPr>
+        <w:lastRenderedPageBreak/>
+        <w:t>File command</w:t>
+      </w:r>
+      <w:r>
+        <w:rPr>
+          <w:b/>
+        </w:rPr>
+        <w:t xml:space="preserve"> </w:t>
+      </w:r>
+    </w:p>
+    <w:p>
+      <w:r>
+        <w:t>$cat</w:t>
+      </w:r>
+      <w:r>
+        <w:tab/>
+      </w:r>
+      <w:r>
+        <w:tab/>
+      </w:r>
+      <w:r>
+        <w:tab/>
+      </w:r>
+      <w:r>
+        <w:tab/>
+        <w:t>&gt;concatenate files and print on the standard output</w:t>
+      </w:r>
+    </w:p>
+    <w:p>
+      <w:r>
+        <w:t>$cat &gt;Filename</w:t>
+      </w:r>
+      <w:r>
+        <w:tab/>
+      </w:r>
+      <w:r>
+        <w:tab/>
+      </w:r>
+      <w:r>
+        <w:tab/>
+        <w:t>-create a file</w:t>
+      </w:r>
+    </w:p>
+    <w:p>
+      <w:r>
+        <w:t>Ctrl+d</w:t>
+      </w:r>
+      <w:r>
+        <w:tab/>
+      </w:r>
+      <w:r>
+        <w:tab/>
+      </w:r>
+      <w:r>
+        <w:tab/>
+      </w:r>
+      <w:r>
+        <w:tab/>
+        <w:t xml:space="preserve">-save the file </w:t>
+      </w:r>
+    </w:p>
+    <w:p/>
+    <w:p>
+      <w:r>
+        <w:t>$cat &gt;&gt;Filename</w:t>
+      </w:r>
+      <w:r>
+        <w:tab/>
+      </w:r>
+      <w:r>
+        <w:tab/>
+        <w:t>-append the file</w:t>
+      </w:r>
+    </w:p>
+    <w:p>
+      <w:r>
+        <w:t xml:space="preserve">$cat &gt;Filename </w:t>
+      </w:r>
+      <w:r>
+        <w:tab/>
+      </w:r>
+      <w:r>
+        <w:tab/>
+      </w:r>
+      <w:r>
+        <w:tab/>
+        <w:t>-print file content</w:t>
+      </w:r>
+    </w:p>
+    <w:p>
+      <w:r>
+        <w:t>$cat Filename</w:t>
+      </w:r>
+      <w:r>
+        <w:tab/>
+      </w:r>
+      <w:r>
+        <w:tab/>
+      </w:r>
+      <w:r>
+        <w:tab/>
+        <w:t xml:space="preserve">- </w:t>
+      </w:r>
+    </w:p>
+    <w:p>
+      <w:r>
+        <w:rPr>
+          <w:noProof/>
+        </w:rPr>
+        <w:drawing>
+          <wp:inline distT="0" distB="0" distL="0" distR="0">
+            <wp:extent cx="2087728" cy="1394450"/>
+            <wp:effectExtent l="19050" t="0" r="7772" b="0"/>
+            <wp:docPr id="23" name="Picture 23"/>
+            <wp:cNvGraphicFramePr>
+              <a:graphicFrameLocks xmlns:a="http://schemas.openxmlformats.org/drawingml/2006/main" noChangeAspect="1"/>
+            </wp:cNvGraphicFramePr>
+            <a:graphic xmlns:a="http://schemas.openxmlformats.org/drawingml/2006/main">
+              <a:graphicData uri="http://schemas.openxmlformats.org/drawingml/2006/picture">
+                <pic:pic xmlns:pic="http://schemas.openxmlformats.org/drawingml/2006/picture">
+                  <pic:nvPicPr>
+                    <pic:cNvPr id="0" name="Picture 23"/>
+                    <pic:cNvPicPr>
+                      <a:picLocks noChangeAspect="1" noChangeArrowheads="1"/>
+                    </pic:cNvPicPr>
+                  </pic:nvPicPr>
+                  <pic:blipFill>
+                    <a:blip r:embed="rId12"/>
+                    <a:srcRect/>
+                    <a:stretch>
+                      <a:fillRect/>
+                    </a:stretch>
+                  </pic:blipFill>
+                  <pic:spPr bwMode="auto">
+                    <a:xfrm>
+                      <a:off x="0" y="0"/>
+                      <a:ext cx="2087481" cy="1394285"/>
+                    </a:xfrm>
+                    <a:prstGeom prst="rect">
+                      <a:avLst/>
+                    </a:prstGeom>
+                    <a:noFill/>
+                    <a:ln w="9525">
+                      <a:noFill/>
+                      <a:miter lim="800000"/>
+                      <a:headEnd/>
+                      <a:tailEnd/>
+                    </a:ln>
+                  </pic:spPr>
+                </pic:pic>
+              </a:graphicData>
+            </a:graphic>
+          </wp:inline>
+        </w:drawing>
+      </w:r>
+    </w:p>
+    <w:p>
+      <w:r>
+        <w:t>$cat  File1 File2 &gt; File 3</w:t>
+      </w:r>
+      <w:r>
+        <w:t xml:space="preserve"> </w:t>
+      </w:r>
+      <w:r>
+        <w:tab/>
+      </w:r>
+      <w:r>
+        <w:tab/>
+        <w:t>&gt;concatenate file1 and file2 into file3</w:t>
+      </w:r>
+    </w:p>
+    <w:p>
+      <w:r>
+        <w:rPr>
+          <w:noProof/>
+        </w:rPr>
+        <w:drawing>
+          <wp:inline distT="0" distB="0" distL="0" distR="0">
+            <wp:extent cx="2928976" cy="1552535"/>
+            <wp:effectExtent l="19050" t="0" r="4724" b="0"/>
+            <wp:docPr id="26" name="Picture 26"/>
+            <wp:cNvGraphicFramePr>
+              <a:graphicFrameLocks xmlns:a="http://schemas.openxmlformats.org/drawingml/2006/main" noChangeAspect="1"/>
+            </wp:cNvGraphicFramePr>
+            <a:graphic xmlns:a="http://schemas.openxmlformats.org/drawingml/2006/main">
+              <a:graphicData uri="http://schemas.openxmlformats.org/drawingml/2006/picture">
+                <pic:pic xmlns:pic="http://schemas.openxmlformats.org/drawingml/2006/picture">
+                  <pic:nvPicPr>
+                    <pic:cNvPr id="0" name="Picture 26"/>
+                    <pic:cNvPicPr>
+                      <a:picLocks noChangeAspect="1" noChangeArrowheads="1"/>
+                    </pic:cNvPicPr>
+                  </pic:nvPicPr>
+                  <pic:blipFill>
+                    <a:blip r:embed="rId13"/>
+                    <a:srcRect/>
+                    <a:stretch>
+                      <a:fillRect/>
+                    </a:stretch>
+                  </pic:blipFill>
+                  <pic:spPr bwMode="auto">
+                    <a:xfrm>
+                      <a:off x="0" y="0"/>
+                      <a:ext cx="2929134" cy="1552619"/>
+                    </a:xfrm>
+                    <a:prstGeom prst="rect">
+                      <a:avLst/>
+                    </a:prstGeom>
+                    <a:noFill/>
+                    <a:ln w="9525">
+                      <a:noFill/>
+                      <a:miter lim="800000"/>
+                      <a:headEnd/>
+                      <a:tailEnd/>
+                    </a:ln>
+                  </pic:spPr>
+                </pic:pic>
+              </a:graphicData>
+            </a:graphic>
+          </wp:inline>
+        </w:drawing>
       </w:r>
     </w:p>
     <w:p/>
@@ -1486,4 +2037,16 @@
   <a:objectDefaults/>
   <a:extraClrSchemeLst/>
 </a:theme>
+</file>
+
+<file path=customXml/item1.xml><?xml version="1.0" encoding="utf-8"?>
+<b:Sources xmlns:b="http://schemas.openxmlformats.org/officeDocument/2006/bibliography" xmlns="http://schemas.openxmlformats.org/officeDocument/2006/bibliography" SelectedStyle="\APA.XSL" StyleName="APA"/>
+</file>
+
+<file path=customXml/itemProps1.xml><?xml version="1.0" encoding="utf-8"?>
+<ds:datastoreItem xmlns:ds="http://schemas.openxmlformats.org/officeDocument/2006/customXml" ds:itemID="{CFA827E3-2AC8-4ADE-962E-EB1853F02607}">
+  <ds:schemaRefs>
+    <ds:schemaRef ds:uri="http://schemas.openxmlformats.org/officeDocument/2006/bibliography"/>
+  </ds:schemaRefs>
+</ds:datastoreItem>
 </file>